--- a/public/resume/generated/rahul-mitra-operations-research-engineer-2026-12.docx
+++ b/public/resume/generated/rahul-mitra-operations-research-engineer-2026-12.docx
@@ -272,7 +272,7 @@
         <w:rPr>
           <w:b/>
         </w:rPr>
-        <w:t>Operational AI Systems &amp; Data Engineer (Contract), Abbott Laboratories</w:t>
+        <w:t>Global Operational AI Systems &amp; Data Engineer (Contract), Abbott Laboratories</w:t>
       </w:r>
       <w:r>
         <w:rPr>
@@ -288,7 +288,7 @@
         <w:ind w:left="780" w:hanging="113"/>
       </w:pPr>
       <w:r>
-        <w:t>• Convert 4 plants' Advanced Process Control models from Excel master files into a single HiGHS linear program returning setpoints, binding constraints, and shadow prices at millisecond latency.</w:t>
+        <w:t>• Convert globally distributed plants' Advanced Process Control models from Excel master files into a single HiGHS linear program returning setpoints, binding constraints, and shadow prices at millisecond latency.</w:t>
       </w:r>
     </w:p>
     <w:p>
